--- a/t34_s1.docx
+++ b/t34_s1.docx
@@ -3,2348 +3,998 @@
 <w:document xmlns:wpc="http://schemas.microsoft.com/office/word/2010/wordprocessingCanvas" xmlns:mo="http://schemas.microsoft.com/office/mac/office/2008/main" xmlns:mc="http://schemas.openxmlformats.org/markup-compatibility/2006" xmlns:mv="urn:schemas-microsoft-com:mac:vml" xmlns:o="urn:schemas-microsoft-com:office:office" xmlns:r="http://schemas.openxmlformats.org/officeDocument/2006/relationships" xmlns:m="http://schemas.openxmlformats.org/officeDocument/2006/math" xmlns:v="urn:schemas-microsoft-com:vml" xmlns:wp14="http://schemas.microsoft.com/office/word/2010/wordprocessingDrawing" xmlns:wp="http://schemas.openxmlformats.org/drawingml/2006/wordprocessingDrawing" xmlns:w10="urn:schemas-microsoft-com:office:word" xmlns:w="http://schemas.openxmlformats.org/wordprocessingml/2006/main" xmlns:w14="http://schemas.microsoft.com/office/word/2010/wordml" xmlns:wpg="http://schemas.microsoft.com/office/word/2010/wordprocessingGroup" xmlns:wpi="http://schemas.microsoft.com/office/word/2010/wordprocessingInk" xmlns:wne="http://schemas.microsoft.com/office/word/2006/wordml" xmlns:wps="http://schemas.microsoft.com/office/word/2010/wordprocessingShape" mc:Ignorable="w14 wp14">
   <w:body>
     <w:p>
-      <w:pPr>
-        <w:spacing w:after="40" w:before="120"/>
-      </w:pPr>
       <w:r>
-        <w:rPr>
-          <w:b w:val="0"/>
-          <w:i w:val="0"/>
-          <w:sz w:val="22"/>
-        </w:rPr>
-        <w:t>Question: A client with aortic stenosis reports chest pain, dizziness with exertion, and dyspnea. Which classic triad best describes these symptoms?</w:t>
+        <w:t xml:space="preserve">Question: A client with a diagnosis of acute pancreatitis is prescribed nothing by mouth and IV fluids. The nurse should monitor for which electrolyte imbalance during this phase?</w:t>
       </w:r>
     </w:p>
     <w:p>
-      <w:pPr>
-        <w:spacing w:after="0" w:before="0"/>
-      </w:pPr>
       <w:r>
-        <w:rPr>
-          <w:b w:val="0"/>
-          <w:i w:val="0"/>
-          <w:sz w:val="22"/>
-        </w:rPr>
-        <w:t>(a) Syncope, angina, and dyspnea on exertion</w:t>
+        <w:t xml:space="preserve">(a) Hypocalcemia and hypokalemia</w:t>
       </w:r>
     </w:p>
     <w:p>
-      <w:pPr>
-        <w:spacing w:after="0" w:before="0"/>
-      </w:pPr>
       <w:r>
-        <w:rPr>
-          <w:b w:val="0"/>
-          <w:i w:val="0"/>
-          <w:sz w:val="22"/>
-        </w:rPr>
-        <w:t>(b) Palpitations, edema, and ascites</w:t>
+        <w:t xml:space="preserve">(b) Hypercalcemia</w:t>
       </w:r>
     </w:p>
     <w:p>
-      <w:pPr>
-        <w:spacing w:after="0" w:before="0"/>
-      </w:pPr>
       <w:r>
-        <w:rPr>
-          <w:b w:val="0"/>
-          <w:i w:val="0"/>
-          <w:sz w:val="22"/>
-        </w:rPr>
-        <w:t>(c) Fever, murmur, and splinter hemorrhages</w:t>
+        <w:t xml:space="preserve">(c) Hypernatremia</w:t>
       </w:r>
     </w:p>
     <w:p>
-      <w:pPr>
-        <w:spacing w:after="0" w:before="0"/>
-      </w:pPr>
       <w:r>
-        <w:rPr>
-          <w:b w:val="0"/>
-          <w:i w:val="0"/>
-          <w:sz w:val="22"/>
-        </w:rPr>
-        <w:t>(d) Cough, hemoptysis, and weight loss</w:t>
+        <w:t xml:space="preserve">(d) Hypophosphatemia is not a concern</w:t>
       </w:r>
     </w:p>
     <w:p>
-      <w:pPr>
-        <w:spacing w:after="0" w:before="40"/>
-      </w:pPr>
       <w:r>
-        <w:rPr>
-          <w:b/>
-          <w:i w:val="0"/>
-          <w:sz w:val="22"/>
-        </w:rPr>
-        <w:t>Answer: a</w:t>
+        <w:t xml:space="preserve">Answer: a</w:t>
       </w:r>
     </w:p>
     <w:p>
-      <w:pPr>
-        <w:spacing w:after="0" w:before="0"/>
-      </w:pPr>
       <w:r>
-        <w:rPr>
-          <w:b w:val="0"/>
-          <w:i w:val="0"/>
-          <w:sz w:val="21"/>
-        </w:rPr>
-        <w:t>Solution: Aortic stenosis classically presents with the triad of syncope (with exertion), angina (even with normal coronaries), and exertional dyspnea. The other options describe endocarditis, heart failure, or lung pathology.</w:t>
+        <w:t xml:space="preserve">Solution: Acute pancreatitis causes fluid shifts and electrolyte losses — hypocalcemia (saponification) and hypokalemia are common and are monitored and replaced.</w:t>
       </w:r>
     </w:p>
     <w:p>
-      <w:pPr>
-        <w:spacing w:after="0" w:before="0"/>
-      </w:pPr>
       <w:r>
-        <w:rPr>
-          <w:b w:val="0"/>
-          <w:i w:val="0"/>
-          <w:sz w:val="20"/>
-        </w:rPr>
-        <w:t>Positive Marks: 1</w:t>
+        <w:t xml:space="preserve">Positive Marks: 1</w:t>
       </w:r>
     </w:p>
     <w:p>
-      <w:pPr>
-        <w:spacing w:after="160" w:before="0"/>
-      </w:pPr>
       <w:r>
-        <w:rPr>
-          <w:b w:val="0"/>
-          <w:i w:val="0"/>
-          <w:sz w:val="20"/>
-        </w:rPr>
-        <w:t>Negative Marks: 0.25</w:t>
+        <w:t xml:space="preserve">Negative Marks: 0.25</w:t>
       </w:r>
     </w:p>
     <w:p>
-      <w:pPr>
-        <w:spacing w:after="40" w:before="120"/>
-      </w:pPr>
       <w:r>
-        <w:rPr>
-          <w:b w:val="0"/>
-          <w:i w:val="0"/>
-          <w:sz w:val="22"/>
-        </w:rPr>
-        <w:t>Question: A client has a tonic-clonic seizure while sitting in a chair. Which is the priority nursing action?</w:t>
+        <w:t xml:space="preserve"/>
       </w:r>
     </w:p>
     <w:p>
-      <w:pPr>
-        <w:spacing w:after="0" w:before="0"/>
-      </w:pPr>
       <w:r>
-        <w:rPr>
-          <w:b w:val="0"/>
-          <w:i w:val="0"/>
-          <w:sz w:val="22"/>
-        </w:rPr>
-        <w:t>(a) Ease the client to the floor and protect the head from injury</w:t>
+        <w:t xml:space="preserve">Question: A nurse is preparing to administer an enema to a client. Which client should the nurse question before giving the enema?</w:t>
       </w:r>
     </w:p>
     <w:p>
-      <w:pPr>
-        <w:spacing w:after="0" w:before="0"/>
-      </w:pPr>
       <w:r>
-        <w:rPr>
-          <w:b w:val="0"/>
-          <w:i w:val="0"/>
-          <w:sz w:val="22"/>
-        </w:rPr>
-        <w:t>(b) Insert a padded tongue blade between the teeth</w:t>
+        <w:t xml:space="preserve">(a) A client with unexplained abdominal pain or recent bowel surgery</w:t>
       </w:r>
     </w:p>
     <w:p>
-      <w:pPr>
-        <w:spacing w:after="0" w:before="0"/>
-      </w:pPr>
       <w:r>
-        <w:rPr>
-          <w:b w:val="0"/>
-          <w:i w:val="0"/>
-          <w:sz w:val="22"/>
-        </w:rPr>
-        <w:t>(c) Hold the client still to prevent injury</w:t>
+        <w:t xml:space="preserve">(b) A client who is constipated</w:t>
       </w:r>
     </w:p>
     <w:p>
-      <w:pPr>
-        <w:spacing w:after="0" w:before="0"/>
-      </w:pPr>
       <w:r>
-        <w:rPr>
-          <w:b w:val="0"/>
-          <w:i w:val="0"/>
-          <w:sz w:val="22"/>
-        </w:rPr>
-        <w:t>(d) Place the client prone and restrain the arms</w:t>
+        <w:t xml:space="preserve">(c) A client preparing for a colonoscopy</w:t>
       </w:r>
     </w:p>
     <w:p>
-      <w:pPr>
-        <w:spacing w:after="0" w:before="40"/>
-      </w:pPr>
       <w:r>
-        <w:rPr>
-          <w:b/>
-          <w:i w:val="0"/>
-          <w:sz w:val="22"/>
-        </w:rPr>
-        <w:t>Answer: a</w:t>
+        <w:t xml:space="preserve">(d) A client with a fecal impaction</w:t>
       </w:r>
     </w:p>
     <w:p>
-      <w:pPr>
-        <w:spacing w:after="0" w:before="0"/>
-      </w:pPr>
       <w:r>
-        <w:rPr>
-          <w:b w:val="0"/>
-          <w:i w:val="0"/>
-          <w:sz w:val="21"/>
-        </w:rPr>
-        <w:t>Solution: During a seizure, the priority is protecting the client from injury: ease to the floor, cushion the head, and clear the area. Nothing is inserted into the mouth (airway and dental injury risk), and restraining increases injury.</w:t>
+        <w:t xml:space="preserve">Answer: a</w:t>
       </w:r>
     </w:p>
     <w:p>
-      <w:pPr>
-        <w:spacing w:after="0" w:before="0"/>
-      </w:pPr>
       <w:r>
-        <w:rPr>
-          <w:b w:val="0"/>
-          <w:i w:val="0"/>
-          <w:sz w:val="20"/>
-        </w:rPr>
-        <w:t>Positive Marks: 1</w:t>
+        <w:t xml:space="preserve">Solution: Enemas are contraindicated in unexplained abdominal pain, recent bowel surgery, and suspected bowel obstruction or perforation — the nurse questions the order.</w:t>
       </w:r>
     </w:p>
     <w:p>
-      <w:pPr>
-        <w:spacing w:after="160" w:before="0"/>
-      </w:pPr>
       <w:r>
-        <w:rPr>
-          <w:b w:val="0"/>
-          <w:i w:val="0"/>
-          <w:sz w:val="20"/>
-        </w:rPr>
-        <w:t>Negative Marks: 0.25</w:t>
+        <w:t xml:space="preserve">Positive Marks: 1</w:t>
       </w:r>
     </w:p>
     <w:p>
-      <w:pPr>
-        <w:spacing w:after="40" w:before="120"/>
-      </w:pPr>
       <w:r>
-        <w:rPr>
-          <w:b w:val="0"/>
-          <w:i w:val="0"/>
-          <w:sz w:val="22"/>
-        </w:rPr>
-        <w:t>Question: A client with Parkinson disease is prescribed levodopa-carbidopa. Which instruction is correct?</w:t>
+        <w:t xml:space="preserve">Negative Marks: 0.25</w:t>
       </w:r>
     </w:p>
     <w:p>
-      <w:pPr>
-        <w:spacing w:after="0" w:before="0"/>
-      </w:pPr>
       <w:r>
-        <w:rPr>
-          <w:b w:val="0"/>
-          <w:i w:val="0"/>
-          <w:sz w:val="22"/>
-        </w:rPr>
-        <w:t>(a) Do not stop the drug abruptly; take it 30-60 minutes before meals to reduce nausea</w:t>
+        <w:t xml:space="preserve"/>
       </w:r>
     </w:p>
     <w:p>
-      <w:pPr>
-        <w:spacing w:after="0" w:before="0"/>
-      </w:pPr>
       <w:r>
-        <w:rPr>
-          <w:b w:val="0"/>
-          <w:i w:val="0"/>
-          <w:sz w:val="22"/>
-        </w:rPr>
-        <w:t>(b) Take it with a high-protein meal to improve absorption</w:t>
+        <w:t xml:space="preserve">Question: A client with a diagnosis of heart failure has crackles and worsening dyspnea. The nurse should first:</w:t>
       </w:r>
     </w:p>
     <w:p>
-      <w:pPr>
-        <w:spacing w:after="0" w:before="0"/>
-      </w:pPr>
       <w:r>
-        <w:rPr>
-          <w:b w:val="0"/>
-          <w:i w:val="0"/>
-          <w:sz w:val="22"/>
-        </w:rPr>
-        <w:t>(c) Stop the drug when tremors improve to avoid side effects</w:t>
+        <w:t xml:space="preserve">(a) Position the client in high Fowler's and notify the physician</w:t>
       </w:r>
     </w:p>
     <w:p>
-      <w:pPr>
-        <w:spacing w:after="0" w:before="0"/>
-      </w:pPr>
       <w:r>
-        <w:rPr>
-          <w:b w:val="0"/>
-          <w:i w:val="0"/>
-          <w:sz w:val="22"/>
-        </w:rPr>
-        <w:t>(d) Crush the tablet and mix with orange juice</w:t>
+        <w:t xml:space="preserve">(b) Place the client flat</w:t>
       </w:r>
     </w:p>
     <w:p>
-      <w:pPr>
-        <w:spacing w:after="0" w:before="40"/>
-      </w:pPr>
       <w:r>
-        <w:rPr>
-          <w:b/>
-          <w:i w:val="0"/>
-          <w:sz w:val="22"/>
-        </w:rPr>
-        <w:t>Answer: a</w:t>
+        <w:t xml:space="preserve">(c) Restrict oxygen</w:t>
       </w:r>
     </w:p>
     <w:p>
-      <w:pPr>
-        <w:spacing w:after="0" w:before="0"/>
-      </w:pPr>
       <w:r>
-        <w:rPr>
-          <w:b w:val="0"/>
-          <w:i w:val="0"/>
-          <w:sz w:val="21"/>
-        </w:rPr>
-        <w:t>Solution: Levodopa-carbidopa must not be stopped abruptly (withdrawal can cause severe rigidity), and it is taken on an empty stomach (30-60 min before meals) for better absorption, though some clients need it with food to limit nausea. High-protein meals interfere with absorption.</w:t>
+        <w:t xml:space="preserve">(d) Give the client a large meal</w:t>
       </w:r>
     </w:p>
     <w:p>
-      <w:pPr>
-        <w:spacing w:after="0" w:before="0"/>
-      </w:pPr>
       <w:r>
-        <w:rPr>
-          <w:b w:val="0"/>
-          <w:i w:val="0"/>
-          <w:sz w:val="20"/>
-        </w:rPr>
-        <w:t>Positive Marks: 1</w:t>
+        <w:t xml:space="preserve">Answer: a</w:t>
       </w:r>
     </w:p>
     <w:p>
-      <w:pPr>
-        <w:spacing w:after="160" w:before="0"/>
-      </w:pPr>
       <w:r>
-        <w:rPr>
-          <w:b w:val="0"/>
-          <w:i w:val="0"/>
-          <w:sz w:val="20"/>
-        </w:rPr>
-        <w:t>Negative Marks: 0.25</w:t>
+        <w:t xml:space="preserve">Solution: High Fowler's position eases breathing and reduces preload; the physician is notified for possible diuretic adjustment. Oxygen is given as ordered.</w:t>
       </w:r>
     </w:p>
     <w:p>
-      <w:pPr>
-        <w:spacing w:after="40" w:before="120"/>
-      </w:pPr>
       <w:r>
-        <w:rPr>
-          <w:b w:val="0"/>
-          <w:i w:val="0"/>
-          <w:sz w:val="22"/>
-        </w:rPr>
-        <w:t>Question: In the early postoperative period, which finding is the earliest sign of impending hypovolemic shock from hemorrhage?</w:t>
+        <w:t xml:space="preserve">Positive Marks: 1</w:t>
       </w:r>
     </w:p>
     <w:p>
-      <w:pPr>
-        <w:spacing w:after="0" w:before="0"/>
-      </w:pPr>
       <w:r>
-        <w:rPr>
-          <w:b w:val="0"/>
-          <w:i w:val="0"/>
-          <w:sz w:val="22"/>
-        </w:rPr>
-        <w:t>(a) Tachycardia and a slight rise in diastolic pressure</w:t>
+        <w:t xml:space="preserve">Negative Marks: 0.25</w:t>
       </w:r>
     </w:p>
     <w:p>
-      <w:pPr>
-        <w:spacing w:after="0" w:before="0"/>
-      </w:pPr>
       <w:r>
-        <w:rPr>
-          <w:b w:val="0"/>
-          <w:i w:val="0"/>
-          <w:sz w:val="22"/>
-        </w:rPr>
-        <w:t>(b) Hypotension and cold, clammy skin</w:t>
+        <w:t xml:space="preserve"/>
       </w:r>
     </w:p>
     <w:p>
-      <w:pPr>
-        <w:spacing w:after="0" w:before="0"/>
-      </w:pPr>
       <w:r>
-        <w:rPr>
-          <w:b w:val="0"/>
-          <w:i w:val="0"/>
-          <w:sz w:val="22"/>
-        </w:rPr>
-        <w:t>(c) Anuria</w:t>
+        <w:t xml:space="preserve">Question: A client is prescribed warfarin. Which laboratory test is used to monitor its effectiveness?</w:t>
       </w:r>
     </w:p>
     <w:p>
-      <w:pPr>
-        <w:spacing w:after="0" w:before="0"/>
-      </w:pPr>
       <w:r>
-        <w:rPr>
-          <w:b w:val="0"/>
-          <w:i w:val="0"/>
-          <w:sz w:val="22"/>
-        </w:rPr>
-        <w:t>(d) Deep, rapid respirations</w:t>
+        <w:t xml:space="preserve">(a) International normalized ratio (INR)</w:t>
       </w:r>
     </w:p>
     <w:p>
-      <w:pPr>
-        <w:spacing w:after="0" w:before="40"/>
-      </w:pPr>
       <w:r>
-        <w:rPr>
-          <w:b/>
-          <w:i w:val="0"/>
-          <w:sz w:val="22"/>
-        </w:rPr>
-        <w:t>Answer: a</w:t>
+        <w:t xml:space="preserve">(b) Activated partial thromboplastin time (aPTT)</w:t>
       </w:r>
     </w:p>
     <w:p>
-      <w:pPr>
-        <w:spacing w:after="0" w:before="0"/>
-      </w:pPr>
       <w:r>
-        <w:rPr>
-          <w:b w:val="0"/>
-          <w:i w:val="0"/>
-          <w:sz w:val="21"/>
-        </w:rPr>
-        <w:t>Solution: In early hemorrhage, compensatory mechanisms (increased heart rate, vasoconstriction) raise the pulse and maintain blood pressure, so tachycardia is an early warning sign; hypotension is a LATE finding. The nurse monitors pulse, urine output, and wound drainage.</w:t>
+        <w:t xml:space="preserve">(c) Hemoglobin</w:t>
       </w:r>
     </w:p>
     <w:p>
-      <w:pPr>
-        <w:spacing w:after="0" w:before="0"/>
-      </w:pPr>
       <w:r>
-        <w:rPr>
-          <w:b w:val="0"/>
-          <w:i w:val="0"/>
-          <w:sz w:val="20"/>
-        </w:rPr>
-        <w:t>Positive Marks: 1</w:t>
+        <w:t xml:space="preserve">(d) Platelet count</w:t>
       </w:r>
     </w:p>
     <w:p>
-      <w:pPr>
-        <w:spacing w:after="160" w:before="0"/>
-      </w:pPr>
       <w:r>
-        <w:rPr>
-          <w:b w:val="0"/>
-          <w:i w:val="0"/>
-          <w:sz w:val="20"/>
-        </w:rPr>
-        <w:t>Negative Marks: 0.25</w:t>
+        <w:t xml:space="preserve">Answer: a</w:t>
       </w:r>
     </w:p>
     <w:p>
-      <w:pPr>
-        <w:spacing w:after="40" w:before="120"/>
-      </w:pPr>
       <w:r>
-        <w:rPr>
-          <w:b w:val="0"/>
-          <w:i w:val="0"/>
-          <w:sz w:val="22"/>
-        </w:rPr>
-        <w:t>Question: A client with a chest tube connected to a water-seal drainage system has continuous bubbling in the water-seal chamber. This finding most likely indicates:</w:t>
+        <w:t xml:space="preserve">Solution: Warfarin is monitored by PT/INR (target usually 2–3). aPTT monitors heparin, and hemoglobin/platelets assess anemia and bleeding risk.</w:t>
       </w:r>
     </w:p>
     <w:p>
-      <w:pPr>
-        <w:spacing w:after="0" w:before="0"/>
-      </w:pPr>
       <w:r>
-        <w:rPr>
-          <w:b w:val="0"/>
-          <w:i w:val="0"/>
-          <w:sz w:val="22"/>
-        </w:rPr>
-        <w:t>(a) An air leak in the system or from the lung</w:t>
+        <w:t xml:space="preserve">Positive Marks: 1</w:t>
       </w:r>
     </w:p>
     <w:p>
-      <w:pPr>
-        <w:spacing w:after="0" w:before="0"/>
-      </w:pPr>
       <w:r>
-        <w:rPr>
-          <w:b w:val="0"/>
-          <w:i w:val="0"/>
-          <w:sz w:val="22"/>
-        </w:rPr>
-        <w:t>(b) Normal tidaling of the drainage system</w:t>
+        <w:t xml:space="preserve">Negative Marks: 0.25</w:t>
       </w:r>
     </w:p>
     <w:p>
-      <w:pPr>
-        <w:spacing w:after="0" w:before="0"/>
-      </w:pPr>
       <w:r>
-        <w:rPr>
-          <w:b w:val="0"/>
-          <w:i w:val="0"/>
-          <w:sz w:val="22"/>
-        </w:rPr>
-        <w:t>(c) The tube is clamped</w:t>
+        <w:t xml:space="preserve"/>
       </w:r>
     </w:p>
     <w:p>
-      <w:pPr>
-        <w:spacing w:after="0" w:before="0"/>
-      </w:pPr>
       <w:r>
-        <w:rPr>
-          <w:b w:val="0"/>
-          <w:i w:val="0"/>
-          <w:sz w:val="22"/>
-        </w:rPr>
-        <w:t>(d) Pleural fluid accumulating rapidly</w:t>
+        <w:t xml:space="preserve">Question: A client with a diagnosis of chronic kidney disease is prescribed sevelamer (a phosphate binder). The nurse should administer this drug:</w:t>
       </w:r>
     </w:p>
     <w:p>
-      <w:pPr>
-        <w:spacing w:after="0" w:before="40"/>
-      </w:pPr>
       <w:r>
-        <w:rPr>
-          <w:b/>
-          <w:i w:val="0"/>
-          <w:sz w:val="22"/>
-        </w:rPr>
-        <w:t>Answer: a</w:t>
+        <w:t xml:space="preserve">(a) With meals</w:t>
       </w:r>
     </w:p>
     <w:p>
-      <w:pPr>
-        <w:spacing w:after="0" w:before="0"/>
-      </w:pPr>
       <w:r>
-        <w:rPr>
-          <w:b w:val="0"/>
-          <w:i w:val="0"/>
-          <w:sz w:val="21"/>
-        </w:rPr>
-        <w:t>Solution: Intermittent bubbling in the water-seal chamber is normal; CONTINUOUS bubbling indicates an air leak (from the lung, tubing, or connections) that must be located. Tidaling reflects pressure changes with respiration.</w:t>
+        <w:t xml:space="preserve">(b) On an empty stomach at bedtime</w:t>
       </w:r>
     </w:p>
     <w:p>
-      <w:pPr>
-        <w:spacing w:after="0" w:before="0"/>
-      </w:pPr>
       <w:r>
-        <w:rPr>
-          <w:b w:val="0"/>
-          <w:i w:val="0"/>
-          <w:sz w:val="20"/>
-        </w:rPr>
-        <w:t>Positive Marks: 1</w:t>
+        <w:t xml:space="preserve">(c) Only when symptoms of itching occur</w:t>
       </w:r>
     </w:p>
     <w:p>
-      <w:pPr>
-        <w:spacing w:after="160" w:before="0"/>
-      </w:pPr>
       <w:r>
-        <w:rPr>
-          <w:b w:val="0"/>
-          <w:i w:val="0"/>
-          <w:sz w:val="20"/>
-        </w:rPr>
-        <w:t>Negative Marks: 0.25</w:t>
+        <w:t xml:space="preserve">(d) Once weekly</w:t>
       </w:r>
     </w:p>
     <w:p>
-      <w:pPr>
-        <w:spacing w:after="40" w:before="120"/>
-      </w:pPr>
       <w:r>
-        <w:rPr>
-          <w:b w:val="0"/>
-          <w:i w:val="0"/>
-          <w:sz w:val="22"/>
-        </w:rPr>
-        <w:t>Question: Which assessment is the priority for a client 24 hours after a long-bone fracture with a new cast?</w:t>
+        <w:t xml:space="preserve">Answer: a</w:t>
       </w:r>
     </w:p>
     <w:p>
-      <w:pPr>
-        <w:spacing w:after="0" w:before="0"/>
-      </w:pPr>
       <w:r>
-        <w:rPr>
-          <w:b w:val="0"/>
-          <w:i w:val="0"/>
-          <w:sz w:val="22"/>
-        </w:rPr>
-        <w:t>(a) Neurovascular checks of the extremity (color, movement, sensation, capillary refill)</w:t>
+        <w:t xml:space="preserve">Solution: Phosphate binders must be taken with meals to bind dietary phosphorus in the gut. They prevent hyperphosphatemia and bone disease.</w:t>
       </w:r>
     </w:p>
     <w:p>
-      <w:pPr>
-        <w:spacing w:after="0" w:before="0"/>
-      </w:pPr>
       <w:r>
-        <w:rPr>
-          <w:b w:val="0"/>
-          <w:i w:val="0"/>
-          <w:sz w:val="22"/>
-        </w:rPr>
-        <w:t>(b) Daily weight measurement</w:t>
+        <w:t xml:space="preserve">Positive Marks: 1</w:t>
       </w:r>
     </w:p>
     <w:p>
-      <w:pPr>
-        <w:spacing w:after="0" w:before="0"/>
-      </w:pPr>
       <w:r>
-        <w:rPr>
-          <w:b w:val="0"/>
-          <w:i w:val="0"/>
-          <w:sz w:val="22"/>
-        </w:rPr>
-        <w:t>(c) Dietary calorie intake</w:t>
+        <w:t xml:space="preserve">Negative Marks: 0.25</w:t>
       </w:r>
     </w:p>
     <w:p>
-      <w:pPr>
-        <w:spacing w:after="0" w:before="0"/>
-      </w:pPr>
       <w:r>
-        <w:rPr>
-          <w:b w:val="0"/>
-          <w:i w:val="0"/>
-          <w:sz w:val="22"/>
-        </w:rPr>
-        <w:t>(d) Emotional support only</w:t>
+        <w:t xml:space="preserve"/>
       </w:r>
     </w:p>
     <w:p>
-      <w:pPr>
-        <w:spacing w:after="0" w:before="40"/>
-      </w:pPr>
       <w:r>
-        <w:rPr>
-          <w:b/>
-          <w:i w:val="0"/>
-          <w:sz w:val="22"/>
-        </w:rPr>
-        <w:t>Answer: a</w:t>
+        <w:t xml:space="preserve">Question: A nurse is caring for a client who is 2 hours post-liver biopsy. Which finding requires immediate action?</w:t>
       </w:r>
     </w:p>
     <w:p>
-      <w:pPr>
-        <w:spacing w:after="0" w:before="0"/>
-      </w:pPr>
       <w:r>
-        <w:rPr>
-          <w:b w:val="0"/>
-          <w:i w:val="0"/>
-          <w:sz w:val="21"/>
-        </w:rPr>
-        <w:t>Solution: After casting a fracture, neurovascular assessment (the 6 Ps: pain, pallor, pulselessness, paresthesia, paralysis, poikilothermia) detects compartment syndrome early. Daily weights and diet are not priority in the acute phase.</w:t>
+        <w:t xml:space="preserve">(a) Shortness of breath and shoulder pain</w:t>
       </w:r>
     </w:p>
     <w:p>
-      <w:pPr>
-        <w:spacing w:after="0" w:before="0"/>
-      </w:pPr>
       <w:r>
-        <w:rPr>
-          <w:b w:val="0"/>
-          <w:i w:val="0"/>
-          <w:sz w:val="20"/>
-        </w:rPr>
-        <w:t>Positive Marks: 1</w:t>
+        <w:t xml:space="preserve">(b) Mild pain at the site</w:t>
       </w:r>
     </w:p>
     <w:p>
-      <w:pPr>
-        <w:spacing w:after="160" w:before="0"/>
-      </w:pPr>
       <w:r>
-        <w:rPr>
-          <w:b w:val="0"/>
-          <w:i w:val="0"/>
-          <w:sz w:val="20"/>
-        </w:rPr>
-        <w:t>Negative Marks: 0.25</w:t>
+        <w:t xml:space="preserve">(c) Stable vital signs</w:t>
       </w:r>
     </w:p>
     <w:p>
-      <w:pPr>
-        <w:spacing w:after="40" w:before="120"/>
-      </w:pPr>
       <w:r>
-        <w:rPr>
-          <w:b w:val="0"/>
-          <w:i w:val="0"/>
-          <w:sz w:val="22"/>
-        </w:rPr>
-        <w:t>Question: Which is the correct technique for effective handwashing?</w:t>
+        <w:t xml:space="preserve">(d) A small dressing with no bleeding</w:t>
       </w:r>
     </w:p>
     <w:p>
-      <w:pPr>
-        <w:spacing w:after="0" w:before="0"/>
-      </w:pPr>
       <w:r>
-        <w:rPr>
-          <w:b w:val="0"/>
-          <w:i w:val="0"/>
-          <w:sz w:val="22"/>
-        </w:rPr>
-        <w:t>(a) Wet hands, apply soap, rub all surfaces vigorously for at least 20 seconds, rinse, and dry with a clean towel</w:t>
+        <w:t xml:space="preserve">Answer: a</w:t>
       </w:r>
     </w:p>
     <w:p>
-      <w:pPr>
-        <w:spacing w:after="0" w:before="0"/>
-      </w:pPr>
       <w:r>
-        <w:rPr>
-          <w:b w:val="0"/>
-          <w:i w:val="0"/>
-          <w:sz w:val="22"/>
-        </w:rPr>
-        <w:t>(b) Rub hands with soap for 5 seconds only</w:t>
+        <w:t xml:space="preserve">Solution: Dyspnea with shoulder pain after liver biopsy may indicate hemorrhage or pneumothorax — an emergency. Mild site pain and stability are expected.</w:t>
       </w:r>
     </w:p>
     <w:p>
-      <w:pPr>
-        <w:spacing w:after="0" w:before="0"/>
-      </w:pPr>
       <w:r>
-        <w:rPr>
-          <w:b w:val="0"/>
-          <w:i w:val="0"/>
-          <w:sz w:val="22"/>
-        </w:rPr>
-        <w:t>(c) Wash only the palms and rinse</w:t>
+        <w:t xml:space="preserve">Positive Marks: 1</w:t>
       </w:r>
     </w:p>
     <w:p>
-      <w:pPr>
-        <w:spacing w:after="0" w:before="0"/>
-      </w:pPr>
       <w:r>
-        <w:rPr>
-          <w:b w:val="0"/>
-          <w:i w:val="0"/>
-          <w:sz w:val="22"/>
-        </w:rPr>
-        <w:t>(d) Dry hands on a shared cloth towel</w:t>
+        <w:t xml:space="preserve">Negative Marks: 0.25</w:t>
       </w:r>
     </w:p>
     <w:p>
-      <w:pPr>
-        <w:spacing w:after="0" w:before="40"/>
-      </w:pPr>
       <w:r>
-        <w:rPr>
-          <w:b/>
-          <w:i w:val="0"/>
-          <w:sz w:val="22"/>
-        </w:rPr>
-        <w:t>Answer: a</w:t>
+        <w:t xml:space="preserve"/>
       </w:r>
     </w:p>
     <w:p>
-      <w:pPr>
-        <w:spacing w:after="0" w:before="0"/>
-      </w:pPr>
       <w:r>
-        <w:rPr>
-          <w:b w:val="0"/>
-          <w:i w:val="0"/>
-          <w:sz w:val="21"/>
-        </w:rPr>
-        <w:t>Solution: Effective hand hygiene involves wetting hands, applying soap, rubbing all surfaces (palms, backs, between fingers, nails) for at least 20 seconds, rinsing, and drying with a clean disposable towel. Shared towels and brief rubbing are inadequate.</w:t>
+        <w:t xml:space="preserve">Question: A client with a diagnosis of type 1 diabetes is experiencing symptoms of hypoglycemia but is unable to swallow. The nurse should:</w:t>
       </w:r>
     </w:p>
     <w:p>
-      <w:pPr>
-        <w:spacing w:after="0" w:before="0"/>
-      </w:pPr>
       <w:r>
-        <w:rPr>
-          <w:b w:val="0"/>
-          <w:i w:val="0"/>
-          <w:sz w:val="20"/>
-        </w:rPr>
-        <w:t>Positive Marks: 1</w:t>
+        <w:t xml:space="preserve">(a) Administer glucagon or IV dextrose as ordered</w:t>
       </w:r>
     </w:p>
     <w:p>
-      <w:pPr>
-        <w:spacing w:after="160" w:before="0"/>
-      </w:pPr>
       <w:r>
-        <w:rPr>
-          <w:b w:val="0"/>
-          <w:i w:val="0"/>
-          <w:sz w:val="20"/>
-        </w:rPr>
-        <w:t>Negative Marks: 0.25</w:t>
+        <w:t xml:space="preserve">(b) Try to pour juice into the mouth</w:t>
       </w:r>
     </w:p>
     <w:p>
-      <w:pPr>
-        <w:spacing w:after="40" w:before="120"/>
-      </w:pPr>
       <w:r>
-        <w:rPr>
-          <w:b w:val="0"/>
-          <w:i w:val="0"/>
-          <w:sz w:val="22"/>
-        </w:rPr>
-        <w:t>Question: Which action is correct when administering a medication through a nasogastric tube?</w:t>
+        <w:t xml:space="preserve">(c) Wait for the client to recover</w:t>
       </w:r>
     </w:p>
     <w:p>
-      <w:pPr>
-        <w:spacing w:after="0" w:before="0"/>
-      </w:pPr>
       <w:r>
-        <w:rPr>
-          <w:b w:val="0"/>
-          <w:i w:val="0"/>
-          <w:sz w:val="22"/>
-        </w:rPr>
-        <w:t>(a) Verify tube placement, flush with water, give each drug separately, and flush again after</w:t>
+        <w:t xml:space="preserve">(d) Give the client a candy bar to chew</w:t>
       </w:r>
     </w:p>
     <w:p>
-      <w:pPr>
-        <w:spacing w:after="0" w:before="0"/>
-      </w:pPr>
       <w:r>
-        <w:rPr>
-          <w:b w:val="0"/>
-          <w:i w:val="0"/>
-          <w:sz w:val="22"/>
-        </w:rPr>
-        <w:t>(b) Pour all crushed drugs together with feed into the tube at once</w:t>
+        <w:t xml:space="preserve">Answer: a</w:t>
       </w:r>
     </w:p>
     <w:p>
-      <w:pPr>
-        <w:spacing w:after="0" w:before="0"/>
-      </w:pPr>
       <w:r>
-        <w:rPr>
-          <w:b w:val="0"/>
-          <w:i w:val="0"/>
-          <w:sz w:val="22"/>
-        </w:rPr>
-        <w:t>(c) Confirm placement only by auscultating the abdomen</w:t>
+        <w:t xml:space="preserve">Solution: For hypoglycemia with an unresponsive or unable-to-swallow client, parenteral treatment (glucagon IM or IV dextrose) is required. Oral fluids are never given to an unconscious client.</w:t>
       </w:r>
     </w:p>
     <w:p>
-      <w:pPr>
-        <w:spacing w:after="0" w:before="0"/>
-      </w:pPr>
       <w:r>
-        <w:rPr>
-          <w:b w:val="0"/>
-          <w:i w:val="0"/>
-          <w:sz w:val="22"/>
-        </w:rPr>
-        <w:t>(d) Leave the tube unclamped after giving the drug</w:t>
+        <w:t xml:space="preserve">Positive Marks: 1</w:t>
       </w:r>
     </w:p>
     <w:p>
-      <w:pPr>
-        <w:spacing w:after="0" w:before="40"/>
-      </w:pPr>
       <w:r>
-        <w:rPr>
-          <w:b/>
-          <w:i w:val="0"/>
-          <w:sz w:val="22"/>
-        </w:rPr>
-        <w:t>Answer: a</w:t>
+        <w:t xml:space="preserve">Negative Marks: 0.25</w:t>
       </w:r>
     </w:p>
     <w:p>
-      <w:pPr>
-        <w:spacing w:after="0" w:before="0"/>
-      </w:pPr>
       <w:r>
-        <w:rPr>
-          <w:b w:val="0"/>
-          <w:i w:val="0"/>
-          <w:sz w:val="21"/>
-        </w:rPr>
-        <w:t>Solution: NG medication administration: verify placement (X-ray is gold standard; pH testing at bedside), flush with water before and between drugs, administer liquid or finely crushed drugs separately, and flush and clamp after. Auscultation alone is unreliable.</w:t>
+        <w:t xml:space="preserve"/>
       </w:r>
     </w:p>
     <w:p>
-      <w:pPr>
-        <w:spacing w:after="0" w:before="0"/>
-      </w:pPr>
       <w:r>
-        <w:rPr>
-          <w:b w:val="0"/>
-          <w:i w:val="0"/>
-          <w:sz w:val="20"/>
-        </w:rPr>
-        <w:t>Positive Marks: 1</w:t>
+        <w:t xml:space="preserve">Question: A client with a diagnosis of acute cholecystitis is complaining of right upper quadrant pain. Which position is most comfortable?</w:t>
       </w:r>
     </w:p>
     <w:p>
-      <w:pPr>
-        <w:spacing w:after="160" w:before="0"/>
-      </w:pPr>
       <w:r>
-        <w:rPr>
-          <w:b w:val="0"/>
-          <w:i w:val="0"/>
-          <w:sz w:val="20"/>
-        </w:rPr>
-        <w:t>Negative Marks: 0.25</w:t>
+        <w:t xml:space="preserve">(a) Low Fowler's with the head elevated</w:t>
       </w:r>
     </w:p>
     <w:p>
-      <w:pPr>
-        <w:spacing w:after="40" w:before="120"/>
-      </w:pPr>
       <w:r>
-        <w:rPr>
-          <w:b w:val="0"/>
-          <w:i w:val="0"/>
-          <w:sz w:val="22"/>
-        </w:rPr>
-        <w:t>Question: Which technique is correct when instilling eye drops?</w:t>
+        <w:t xml:space="preserve">(b) Prone position</w:t>
       </w:r>
     </w:p>
     <w:p>
-      <w:pPr>
-        <w:spacing w:after="0" w:before="0"/>
-      </w:pPr>
       <w:r>
-        <w:rPr>
-          <w:b w:val="0"/>
-          <w:i w:val="0"/>
-          <w:sz w:val="22"/>
-        </w:rPr>
-        <w:t>(a) Instill into the lower conjunctival sac without touching the eye or lashes with the dropper</w:t>
+        <w:t xml:space="preserve">(c) Trendelenburg position</w:t>
       </w:r>
     </w:p>
     <w:p>
-      <w:pPr>
-        <w:spacing w:after="0" w:before="0"/>
-      </w:pPr>
       <w:r>
-        <w:rPr>
-          <w:b w:val="0"/>
-          <w:i w:val="0"/>
-          <w:sz w:val="22"/>
-        </w:rPr>
-        <w:t>(b) Place drops directly on the cornea</w:t>
+        <w:t xml:space="preserve">(d) Left lateral only</w:t>
       </w:r>
     </w:p>
     <w:p>
-      <w:pPr>
-        <w:spacing w:after="0" w:before="0"/>
-      </w:pPr>
       <w:r>
-        <w:rPr>
-          <w:b w:val="0"/>
-          <w:i w:val="0"/>
-          <w:sz w:val="22"/>
-        </w:rPr>
-        <w:t>(c) Touch the dropper tip to the inner canthus</w:t>
+        <w:t xml:space="preserve">Answer: a</w:t>
       </w:r>
     </w:p>
     <w:p>
-      <w:pPr>
-        <w:spacing w:after="0" w:before="0"/>
-      </w:pPr>
       <w:r>
-        <w:rPr>
-          <w:b w:val="0"/>
-          <w:i w:val="0"/>
-          <w:sz w:val="22"/>
-        </w:rPr>
-        <w:t>(d) Instill drops while the client looks upward at the dropper tip</w:t>
+        <w:t xml:space="preserve">Solution: Semi-Fowler's or low Fowler's position eases abdominal pain and promotes comfort in cholecystitis. Prone and Trendelenburg increase discomfort.</w:t>
       </w:r>
     </w:p>
     <w:p>
-      <w:pPr>
-        <w:spacing w:after="0" w:before="40"/>
-      </w:pPr>
       <w:r>
-        <w:rPr>
-          <w:b/>
-          <w:i w:val="0"/>
-          <w:sz w:val="22"/>
-        </w:rPr>
-        <w:t>Answer: a</w:t>
+        <w:t xml:space="preserve">Positive Marks: 1</w:t>
       </w:r>
     </w:p>
     <w:p>
-      <w:pPr>
-        <w:spacing w:after="0" w:before="0"/>
-      </w:pPr>
       <w:r>
-        <w:rPr>
-          <w:b w:val="0"/>
-          <w:i w:val="0"/>
-          <w:sz w:val="21"/>
-        </w:rPr>
-        <w:t>Solution: Eye drops are instilled into the lower conjunctival sac, avoiding contact with the eye, lashes, or dropper tip (contamination). The client looks upward, and pressure is applied to the inner canthus to reduce systemic absorption.</w:t>
+        <w:t xml:space="preserve">Negative Marks: 0.25</w:t>
       </w:r>
     </w:p>
     <w:p>
-      <w:pPr>
-        <w:spacing w:after="0" w:before="0"/>
-      </w:pPr>
       <w:r>
-        <w:rPr>
-          <w:b w:val="0"/>
-          <w:i w:val="0"/>
-          <w:sz w:val="20"/>
-        </w:rPr>
-        <w:t>Positive Marks: 1</w:t>
+        <w:t xml:space="preserve"/>
       </w:r>
     </w:p>
     <w:p>
-      <w:pPr>
-        <w:spacing w:after="160" w:before="0"/>
-      </w:pPr>
       <w:r>
-        <w:rPr>
-          <w:b w:val="0"/>
-          <w:i w:val="0"/>
-          <w:sz w:val="20"/>
-        </w:rPr>
-        <w:t>Negative Marks: 0.25</w:t>
+        <w:t xml:space="preserve">Question: A nurse is assessing a client with a diagnosis of pneumonia. Which finding suggests the client is developing a complication?</w:t>
       </w:r>
     </w:p>
     <w:p>
-      <w:pPr>
-        <w:spacing w:after="40" w:before="120"/>
-      </w:pPr>
       <w:r>
-        <w:rPr>
-          <w:b w:val="0"/>
-          <w:i w:val="0"/>
-          <w:sz w:val="22"/>
-        </w:rPr>
-        <w:t>Question: Which finding most reliably indicates TRUE labor?</w:t>
+        <w:t xml:space="preserve">(a) Pleuritic chest pain with increased respiratory effort</w:t>
       </w:r>
     </w:p>
     <w:p>
-      <w:pPr>
-        <w:spacing w:after="0" w:before="0"/>
-      </w:pPr>
       <w:r>
-        <w:rPr>
-          <w:b w:val="0"/>
-          <w:i w:val="0"/>
-          <w:sz w:val="22"/>
-        </w:rPr>
-        <w:t>(a) Progressive cervical dilation and effacement with regular contractions</w:t>
+        <w:t xml:space="preserve">(b) Productive cough</w:t>
       </w:r>
     </w:p>
     <w:p>
-      <w:pPr>
-        <w:spacing w:after="0" w:before="0"/>
-      </w:pPr>
       <w:r>
-        <w:rPr>
-          <w:b w:val="0"/>
-          <w:i w:val="0"/>
-          <w:sz w:val="22"/>
-        </w:rPr>
-        <w:t>(b) Irregular contractions that decrease with walking</w:t>
+        <w:t xml:space="preserve">(c) Low-grade fever</w:t>
       </w:r>
     </w:p>
     <w:p>
-      <w:pPr>
-        <w:spacing w:after="0" w:before="0"/>
-      </w:pPr>
       <w:r>
-        <w:rPr>
-          <w:b w:val="0"/>
-          <w:i w:val="0"/>
-          <w:sz w:val="22"/>
-        </w:rPr>
-        <w:t>(c) Contractions felt only in the abdomen</w:t>
+        <w:t xml:space="preserve">(d) Crackles in the affected lobe</w:t>
       </w:r>
     </w:p>
     <w:p>
-      <w:pPr>
-        <w:spacing w:after="0" w:before="0"/>
-      </w:pPr>
       <w:r>
-        <w:rPr>
-          <w:b w:val="0"/>
-          <w:i w:val="0"/>
-          <w:sz w:val="22"/>
-        </w:rPr>
-        <w:t>(d) Increased fetal movement with contractions</w:t>
+        <w:t xml:space="preserve">Answer: a</w:t>
       </w:r>
     </w:p>
     <w:p>
-      <w:pPr>
-        <w:spacing w:after="0" w:before="40"/>
-      </w:pPr>
       <w:r>
-        <w:rPr>
-          <w:b/>
-          <w:i w:val="0"/>
-          <w:sz w:val="22"/>
-        </w:rPr>
-        <w:t>Answer: a</w:t>
+        <w:t xml:space="preserve">Solution: Pleuritic pain with worsening respiratory effort may indicate pleural effusion or empyema — complications requiring evaluation. The other findings are typical of pneumonia.</w:t>
       </w:r>
     </w:p>
     <w:p>
-      <w:pPr>
-        <w:spacing w:after="0" w:before="0"/>
-      </w:pPr>
       <w:r>
-        <w:rPr>
-          <w:b w:val="0"/>
-          <w:i w:val="0"/>
-          <w:sz w:val="21"/>
-        </w:rPr>
-        <w:t>Solution: True labor is defined by progressive cervical dilation and effacement with regular contractions that increase in frequency, duration, and intensity and persist with activity. False labor contractions are irregular and subside with walking.</w:t>
+        <w:t xml:space="preserve">Positive Marks: 1</w:t>
       </w:r>
     </w:p>
     <w:p>
-      <w:pPr>
-        <w:spacing w:after="0" w:before="0"/>
-      </w:pPr>
       <w:r>
-        <w:rPr>
-          <w:b w:val="0"/>
-          <w:i w:val="0"/>
-          <w:sz w:val="20"/>
-        </w:rPr>
-        <w:t>Positive Marks: 1</w:t>
+        <w:t xml:space="preserve">Negative Marks: 0.25</w:t>
       </w:r>
     </w:p>
     <w:p>
-      <w:pPr>
-        <w:spacing w:after="160" w:before="0"/>
-      </w:pPr>
       <w:r>
-        <w:rPr>
-          <w:b w:val="0"/>
-          <w:i w:val="0"/>
-          <w:sz w:val="20"/>
-        </w:rPr>
-        <w:t>Negative Marks: 0.25</w:t>
+        <w:t xml:space="preserve"/>
       </w:r>
     </w:p>
     <w:p>
-      <w:pPr>
-        <w:spacing w:after="40" w:before="120"/>
-      </w:pPr>
       <w:r>
-        <w:rPr>
-          <w:b w:val="0"/>
-          <w:i w:val="0"/>
-          <w:sz w:val="22"/>
-        </w:rPr>
-        <w:t>Question: Which description of lochia is normal on the first 3 days after delivery?</w:t>
+        <w:t xml:space="preserve">Question: A client with a diagnosis of dehydration is prescribed IV fluids. Which assessment indicates that rehydration is effective?</w:t>
       </w:r>
     </w:p>
     <w:p>
-      <w:pPr>
-        <w:spacing w:after="0" w:before="0"/>
-      </w:pPr>
       <w:r>
-        <w:rPr>
-          <w:b w:val="0"/>
-          <w:i w:val="0"/>
-          <w:sz w:val="22"/>
-        </w:rPr>
-        <w:t>(a) Bright red lochia rubra with a fleshy odor</w:t>
+        <w:t xml:space="preserve">(a) Improved skin turgor and urine output above 30 mL/hour</w:t>
       </w:r>
     </w:p>
     <w:p>
-      <w:pPr>
-        <w:spacing w:after="0" w:before="0"/>
-      </w:pPr>
       <w:r>
-        <w:rPr>
-          <w:b w:val="0"/>
-          <w:i w:val="0"/>
-          <w:sz w:val="22"/>
-        </w:rPr>
-        <w:t>(b) Pinkish lochia serosa</w:t>
+        <w:t xml:space="preserve">(b) Dry mucous membranes</w:t>
       </w:r>
     </w:p>
     <w:p>
-      <w:pPr>
-        <w:spacing w:after="0" w:before="0"/>
-      </w:pPr>
       <w:r>
-        <w:rPr>
-          <w:b w:val="0"/>
-          <w:i w:val="0"/>
-          <w:sz w:val="22"/>
-        </w:rPr>
-        <w:t>(c) White lochia alba</w:t>
+        <w:t xml:space="preserve">(c) Increased thirst</w:t>
       </w:r>
     </w:p>
     <w:p>
-      <w:pPr>
-        <w:spacing w:after="0" w:before="0"/>
-      </w:pPr>
       <w:r>
-        <w:rPr>
-          <w:b w:val="0"/>
-          <w:i w:val="0"/>
-          <w:sz w:val="22"/>
-        </w:rPr>
-        <w:t>(d) Yellow mucoid discharge</w:t>
+        <w:t xml:space="preserve">(d) Sunken eyes</w:t>
       </w:r>
     </w:p>
     <w:p>
-      <w:pPr>
-        <w:spacing w:after="0" w:before="40"/>
-      </w:pPr>
       <w:r>
-        <w:rPr>
-          <w:b/>
-          <w:i w:val="0"/>
-          <w:sz w:val="22"/>
-        </w:rPr>
-        <w:t>Answer: a</w:t>
+        <w:t xml:space="preserve">Answer: a</w:t>
       </w:r>
     </w:p>
     <w:p>
-      <w:pPr>
-        <w:spacing w:after="0" w:before="0"/>
-      </w:pPr>
       <w:r>
-        <w:rPr>
-          <w:b w:val="0"/>
-          <w:i w:val="0"/>
-          <w:sz w:val="21"/>
-        </w:rPr>
-        <w:t>Solution: Lochia rubra (bright red, containing blood and decidua) lasts about 3 days; lochia serosa (pinkish-brown) follows until about day 10; lochia alba (yellowish-white) lasts up to 6 weeks. A foul odor signals infection.</w:t>
+        <w:t xml:space="preserve">Solution: Improved skin turgor, moist mucous membranes, and adequate urine output indicate successful rehydration. Dry membranes, thirst, and sunken eyes persist with dehydration.</w:t>
       </w:r>
     </w:p>
     <w:p>
-      <w:pPr>
-        <w:spacing w:after="0" w:before="0"/>
-      </w:pPr>
       <w:r>
-        <w:rPr>
-          <w:b w:val="0"/>
-          <w:i w:val="0"/>
-          <w:sz w:val="20"/>
-        </w:rPr>
-        <w:t>Positive Marks: 1</w:t>
+        <w:t xml:space="preserve">Positive Marks: 1</w:t>
       </w:r>
     </w:p>
     <w:p>
-      <w:pPr>
-        <w:spacing w:after="160" w:before="0"/>
-      </w:pPr>
       <w:r>
-        <w:rPr>
-          <w:b w:val="0"/>
-          <w:i w:val="0"/>
-          <w:sz w:val="20"/>
-        </w:rPr>
-        <w:t>Negative Marks: 0.25</w:t>
+        <w:t xml:space="preserve">Negative Marks: 0.25</w:t>
       </w:r>
     </w:p>
     <w:p>
-      <w:pPr>
-        <w:spacing w:after="40" w:before="120"/>
-      </w:pPr>
       <w:r>
-        <w:rPr>
-          <w:b w:val="0"/>
-          <w:i w:val="0"/>
-          <w:sz w:val="22"/>
-        </w:rPr>
-        <w:t>Question: After placement of an epidural for labor analgesia, which assessment is the priority?</w:t>
+        <w:t xml:space="preserve">Question: A client with a diagnosis of acute appendicitis is scheduled for surgery. Which preoperative intervention is most important?</w:t>
       </w:r>
     </w:p>
     <w:p>
-      <w:pPr>
-        <w:spacing w:after="0" w:before="0"/>
-      </w:pPr>
       <w:r>
-        <w:rPr>
-          <w:b w:val="0"/>
-          <w:i w:val="0"/>
-          <w:sz w:val="22"/>
-        </w:rPr>
-        <w:t>(a) Maternal blood pressure and fetal heart rate</w:t>
+        <w:t xml:space="preserve">(a) Administer IV antibiotics as ordered</w:t>
       </w:r>
     </w:p>
     <w:p>
-      <w:pPr>
-        <w:spacing w:after="0" w:before="0"/>
-      </w:pPr>
       <w:r>
-        <w:rPr>
-          <w:b w:val="0"/>
-          <w:i w:val="0"/>
-          <w:sz w:val="22"/>
-        </w:rPr>
-        <w:t>(b) Urine output</w:t>
+        <w:t xml:space="preserve">(b) Give a cleansing enema</w:t>
       </w:r>
     </w:p>
     <w:p>
-      <w:pPr>
-        <w:spacing w:after="0" w:before="0"/>
-      </w:pPr>
       <w:r>
-        <w:rPr>
-          <w:b w:val="0"/>
-          <w:i w:val="0"/>
-          <w:sz w:val="22"/>
-        </w:rPr>
-        <w:t>(c) Oral temperature</w:t>
+        <w:t xml:space="preserve">(c) Apply a heating pad to the abdomen</w:t>
       </w:r>
     </w:p>
     <w:p>
-      <w:pPr>
-        <w:spacing w:after="0" w:before="0"/>
-      </w:pPr>
       <w:r>
-        <w:rPr>
-          <w:b w:val="0"/>
-          <w:i w:val="0"/>
-          <w:sz w:val="22"/>
-        </w:rPr>
-        <w:t>(d) Deep tendon reflexes</w:t>
+        <w:t xml:space="preserve">(d) Encourage a full meal</w:t>
       </w:r>
     </w:p>
     <w:p>
-      <w:pPr>
-        <w:spacing w:after="0" w:before="40"/>
-      </w:pPr>
       <w:r>
-        <w:rPr>
-          <w:b/>
-          <w:i w:val="0"/>
-          <w:sz w:val="22"/>
-        </w:rPr>
-        <w:t>Answer: a</w:t>
+        <w:t xml:space="preserve">Answer: a</w:t>
       </w:r>
     </w:p>
     <w:p>
-      <w:pPr>
-        <w:spacing w:after="0" w:before="0"/>
-      </w:pPr>
       <w:r>
-        <w:rPr>
-          <w:b w:val="0"/>
-          <w:i w:val="0"/>
-          <w:sz w:val="21"/>
-        </w:rPr>
-        <w:t>Solution: Epidural analgesia can cause maternal hypotension (sympathetic blockade) and fetal heart rate changes, so BP and FHR are monitored frequently after insertion and during infusion. DTRs are key for magnesium, not epidurals.</w:t>
+        <w:t xml:space="preserve">Solution: Preoperative IV antibiotics reduce infection risk. Enemas and heat increase perforation risk, and the client remains NPO.</w:t>
       </w:r>
     </w:p>
     <w:p>
-      <w:pPr>
-        <w:spacing w:after="0" w:before="0"/>
-      </w:pPr>
       <w:r>
-        <w:rPr>
-          <w:b w:val="0"/>
-          <w:i w:val="0"/>
-          <w:sz w:val="20"/>
-        </w:rPr>
-        <w:t>Positive Marks: 1</w:t>
+        <w:t xml:space="preserve">Positive Marks: 1</w:t>
       </w:r>
     </w:p>
     <w:p>
-      <w:pPr>
-        <w:spacing w:after="160" w:before="0"/>
-      </w:pPr>
       <w:r>
-        <w:rPr>
-          <w:b w:val="0"/>
-          <w:i w:val="0"/>
-          <w:sz w:val="20"/>
-        </w:rPr>
-        <w:t>Negative Marks: 0.25</w:t>
+        <w:t xml:space="preserve">Negative Marks: 0.25</w:t>
       </w:r>
     </w:p>
     <w:p>
-      <w:pPr>
-        <w:spacing w:after="40" w:before="120"/>
-      </w:pPr>
       <w:r>
-        <w:rPr>
-          <w:b w:val="0"/>
-          <w:i w:val="0"/>
-          <w:sz w:val="22"/>
-        </w:rPr>
-        <w:t>Question: During a panic level of anxiety, the client's perception is best described as:</w:t>
+        <w:t xml:space="preserve"/>
       </w:r>
     </w:p>
     <w:p>
-      <w:pPr>
-        <w:spacing w:after="0" w:before="0"/>
-      </w:pPr>
       <w:r>
-        <w:rPr>
-          <w:b w:val="0"/>
-          <w:i w:val="0"/>
-          <w:sz w:val="22"/>
-        </w:rPr>
-        <w:t>(a) Narrowed to the point of focusing only on details or the perceived threat</w:t>
+        <w:t xml:space="preserve">Question: A nurse is teaching a client with a new colostomy about the appearance of the stoma. The nurse explains that a healthy stoma is:</w:t>
       </w:r>
     </w:p>
     <w:p>
-      <w:pPr>
-        <w:spacing w:after="0" w:before="0"/>
-      </w:pPr>
       <w:r>
-        <w:rPr>
-          <w:b w:val="0"/>
-          <w:i w:val="0"/>
-          <w:sz w:val="22"/>
-        </w:rPr>
-        <w:t>(b) Expanded with clear logical thinking</w:t>
+        <w:t xml:space="preserve">(a) Pink to beefy red and moist</w:t>
       </w:r>
     </w:p>
     <w:p>
-      <w:pPr>
-        <w:spacing w:after="0" w:before="0"/>
-      </w:pPr>
       <w:r>
-        <w:rPr>
-          <w:b w:val="0"/>
-          <w:i w:val="0"/>
-          <w:sz w:val="22"/>
-        </w:rPr>
-        <w:t>(c) Unaffected by the situation</w:t>
+        <w:t xml:space="preserve">(b) Pale and dry</w:t>
       </w:r>
     </w:p>
     <w:p>
-      <w:pPr>
-        <w:spacing w:after="0" w:before="0"/>
-      </w:pPr>
       <w:r>
-        <w:rPr>
-          <w:b w:val="0"/>
-          <w:i w:val="0"/>
-          <w:sz w:val="22"/>
-        </w:rPr>
-        <w:t>(d) Focused on problem-solving</w:t>
+        <w:t xml:space="preserve">(c) Blue or purple</w:t>
       </w:r>
     </w:p>
     <w:p>
-      <w:pPr>
-        <w:spacing w:after="0" w:before="40"/>
-      </w:pPr>
       <w:r>
-        <w:rPr>
-          <w:b/>
-          <w:i w:val="0"/>
-          <w:sz w:val="22"/>
-        </w:rPr>
-        <w:t>Answer: a</w:t>
+        <w:t xml:space="preserve">(d) Black in color</w:t>
       </w:r>
     </w:p>
     <w:p>
-      <w:pPr>
-        <w:spacing w:after="0" w:before="0"/>
-      </w:pPr>
       <w:r>
-        <w:rPr>
-          <w:b w:val="0"/>
-          <w:i w:val="0"/>
-          <w:sz w:val="21"/>
-        </w:rPr>
-        <w:t>Solution: At the panic level of anxiety, perception is markedly narrowed—the client focuses on details or the perceived threat and cannot process the environment or problem-solve. Mild anxiety actually sharpens perception.</w:t>
+        <w:t xml:space="preserve">Answer: a</w:t>
       </w:r>
     </w:p>
     <w:p>
-      <w:pPr>
-        <w:spacing w:after="0" w:before="0"/>
-      </w:pPr>
       <w:r>
-        <w:rPr>
-          <w:b w:val="0"/>
-          <w:i w:val="0"/>
-          <w:sz w:val="20"/>
-        </w:rPr>
-        <w:t>Positive Marks: 1</w:t>
+        <w:t xml:space="preserve">Solution: A healthy stoma is pink/beefy red and moist. Pallor, duskiness, or blackening indicates ischemia and requires immediate reporting.</w:t>
       </w:r>
     </w:p>
     <w:p>
-      <w:pPr>
-        <w:spacing w:after="160" w:before="0"/>
-      </w:pPr>
       <w:r>
-        <w:rPr>
-          <w:b w:val="0"/>
-          <w:i w:val="0"/>
-          <w:sz w:val="20"/>
-        </w:rPr>
-        <w:t>Negative Marks: 0.25</w:t>
+        <w:t xml:space="preserve">Positive Marks: 1</w:t>
       </w:r>
     </w:p>
     <w:p>
-      <w:pPr>
-        <w:spacing w:after="40" w:before="120"/>
-      </w:pPr>
       <w:r>
-        <w:rPr>
-          <w:b w:val="0"/>
-          <w:i w:val="0"/>
-          <w:sz w:val="22"/>
-        </w:rPr>
-        <w:t>Question: A client with post-traumatic stress disorder repeatedly relives a car accident through nightmares and sudden, vivid memories during the day. These experiences are called:</w:t>
+        <w:t xml:space="preserve">Negative Marks: 0.25</w:t>
       </w:r>
     </w:p>
     <w:p>
-      <w:pPr>
-        <w:spacing w:after="0" w:before="0"/>
-      </w:pPr>
       <w:r>
-        <w:rPr>
-          <w:b w:val="0"/>
-          <w:i w:val="0"/>
-          <w:sz w:val="22"/>
-        </w:rPr>
-        <w:t>(a) Flashbacks and re-experiencing symptoms</w:t>
+        <w:t xml:space="preserve"/>
       </w:r>
     </w:p>
     <w:p>
-      <w:pPr>
-        <w:spacing w:after="0" w:before="0"/>
-      </w:pPr>
       <w:r>
-        <w:rPr>
-          <w:b w:val="0"/>
-          <w:i w:val="0"/>
-          <w:sz w:val="22"/>
-        </w:rPr>
-        <w:t>(b) Dissociative identity</w:t>
+        <w:t xml:space="preserve">Question: A client with a diagnosis of hypothyroidism is prescribed levothyroxine. Which finding indicates the dose may need adjustment?</w:t>
       </w:r>
     </w:p>
     <w:p>
-      <w:pPr>
-        <w:spacing w:after="0" w:before="0"/>
-      </w:pPr>
       <w:r>
-        <w:rPr>
-          <w:b w:val="0"/>
-          <w:i w:val="0"/>
-          <w:sz w:val="22"/>
-        </w:rPr>
-        <w:t>(c) Somatic complaints</w:t>
+        <w:t xml:space="preserve">(a) Persistent fatigue despite treatment (possible underdose)</w:t>
       </w:r>
     </w:p>
     <w:p>
-      <w:pPr>
-        <w:spacing w:after="0" w:before="0"/>
-      </w:pPr>
       <w:r>
-        <w:rPr>
-          <w:b w:val="0"/>
-          <w:i w:val="0"/>
-          <w:sz w:val="22"/>
-        </w:rPr>
-        <w:t>(d) Obsessive rituals</w:t>
+        <w:t xml:space="preserve">(b) Normal TSH</w:t>
       </w:r>
     </w:p>
     <w:p>
-      <w:pPr>
-        <w:spacing w:after="0" w:before="40"/>
-      </w:pPr>
       <w:r>
-        <w:rPr>
-          <w:b/>
-          <w:i w:val="0"/>
-          <w:sz w:val="22"/>
-        </w:rPr>
-        <w:t>Answer: a</w:t>
+        <w:t xml:space="preserve">(c) Improved energy</w:t>
       </w:r>
     </w:p>
     <w:p>
-      <w:pPr>
-        <w:spacing w:after="0" w:before="0"/>
-      </w:pPr>
       <w:r>
-        <w:rPr>
-          <w:b w:val="0"/>
-          <w:i w:val="0"/>
-          <w:sz w:val="21"/>
-        </w:rPr>
-        <w:t>Solution: Re-experiencing symptoms of PTSD include intrusive memories, nightmares, and flashbacks in which the person feels the trauma is recurring. These differ from dissociation, somatization, and obsessions.</w:t>
+        <w:t xml:space="preserve">(d) Stable weight</w:t>
       </w:r>
     </w:p>
     <w:p>
-      <w:pPr>
-        <w:spacing w:after="0" w:before="0"/>
-      </w:pPr>
       <w:r>
-        <w:rPr>
-          <w:b w:val="0"/>
-          <w:i w:val="0"/>
-          <w:sz w:val="20"/>
-        </w:rPr>
-        <w:t>Positive Marks: 1</w:t>
+        <w:t xml:space="preserve">Answer: a</w:t>
       </w:r>
     </w:p>
     <w:p>
-      <w:pPr>
-        <w:spacing w:after="160" w:before="0"/>
-      </w:pPr>
       <w:r>
-        <w:rPr>
-          <w:b w:val="0"/>
-          <w:i w:val="0"/>
-          <w:sz w:val="20"/>
-        </w:rPr>
-        <w:t>Negative Marks: 0.25</w:t>
+        <w:t xml:space="preserve">Solution: Persistent hypothyroid symptoms with a high TSH suggest the levothyroxine dose is too low and needs adjustment by the physician. Normal TSH and improved symptoms indicate adequate dosing.</w:t>
       </w:r>
     </w:p>
     <w:p>
-      <w:pPr>
-        <w:spacing w:after="40" w:before="120"/>
-      </w:pPr>
       <w:r>
-        <w:rPr>
-          <w:b w:val="0"/>
-          <w:i w:val="0"/>
-          <w:sz w:val="22"/>
-        </w:rPr>
-        <w:t>Question: Which response is an example of a NON-therapeutic communication technique?</w:t>
+        <w:t xml:space="preserve">Positive Marks: 1</w:t>
       </w:r>
     </w:p>
     <w:p>
-      <w:pPr>
-        <w:spacing w:after="0" w:before="0"/>
-      </w:pPr>
       <w:r>
-        <w:rPr>
-          <w:b w:val="0"/>
-          <w:i w:val="0"/>
-          <w:sz w:val="22"/>
-        </w:rPr>
-        <w:t>(a) The nurse tells the client, 'If I were you, I would just forget about it'</w:t>
+        <w:t xml:space="preserve">Negative Marks: 0.25</w:t>
       </w:r>
     </w:p>
     <w:p>
-      <w:pPr>
-        <w:spacing w:after="0" w:before="0"/>
-      </w:pPr>
       <w:r>
-        <w:rPr>
-          <w:b w:val="0"/>
-          <w:i w:val="0"/>
-          <w:sz w:val="22"/>
-        </w:rPr>
-        <w:t>(b) The nurse says, 'Tell me more about what happened'</w:t>
+        <w:t xml:space="preserve"/>
       </w:r>
     </w:p>
     <w:p>
-      <w:pPr>
-        <w:spacing w:after="0" w:before="0"/>
-      </w:pPr>
       <w:r>
-        <w:rPr>
-          <w:b w:val="0"/>
-          <w:i w:val="0"/>
-          <w:sz w:val="22"/>
-        </w:rPr>
-        <w:t>(c) The nurse reflects, 'You seem very upset about this'</w:t>
+        <w:t xml:space="preserve">Question: A client with a diagnosis of acute renal failure is prescribed a high-carbohydrate diet. The nurse explains that the purpose is to:</w:t>
       </w:r>
     </w:p>
     <w:p>
-      <w:pPr>
-        <w:spacing w:after="0" w:before="0"/>
-      </w:pPr>
       <w:r>
-        <w:rPr>
-          <w:b w:val="0"/>
-          <w:i w:val="0"/>
-          <w:sz w:val="22"/>
-        </w:rPr>
-        <w:t>(d) The nurse asks, 'How did that make you feel?'</w:t>
+        <w:t xml:space="preserve">(a) Provide energy and spare protein from being used for calories</w:t>
       </w:r>
     </w:p>
     <w:p>
-      <w:pPr>
-        <w:spacing w:after="0" w:before="40"/>
-      </w:pPr>
       <w:r>
-        <w:rPr>
-          <w:b/>
-          <w:i w:val="0"/>
-          <w:sz w:val="22"/>
-        </w:rPr>
-        <w:t>Answer: a</w:t>
+        <w:t xml:space="preserve">(b) Increase potassium</w:t>
       </w:r>
     </w:p>
     <w:p>
-      <w:pPr>
-        <w:spacing w:after="0" w:before="0"/>
-      </w:pPr>
       <w:r>
-        <w:rPr>
-          <w:b w:val="0"/>
-          <w:i w:val="0"/>
-          <w:sz w:val="21"/>
-        </w:rPr>
-        <w:t>Solution: Giving personal advice and minimizing feelings ('If I were you...') is nontherapeutic; it imposes the nurse's values and blocks exploration. Reflection, open questions, and encouraging elaboration are therapeutic.</w:t>
+        <w:t xml:space="preserve">(c) Promote sodium retention</w:t>
       </w:r>
     </w:p>
     <w:p>
-      <w:pPr>
-        <w:spacing w:after="0" w:before="0"/>
-      </w:pPr>
       <w:r>
-        <w:rPr>
-          <w:b w:val="0"/>
-          <w:i w:val="0"/>
-          <w:sz w:val="20"/>
-        </w:rPr>
-        <w:t>Positive Marks: 1</w:t>
+        <w:t xml:space="preserve">(d) Reduce fluid intake</w:t>
       </w:r>
     </w:p>
     <w:p>
-      <w:pPr>
-        <w:spacing w:after="160" w:before="0"/>
-      </w:pPr>
       <w:r>
-        <w:rPr>
-          <w:b w:val="0"/>
-          <w:i w:val="0"/>
-          <w:sz w:val="20"/>
-        </w:rPr>
-        <w:t>Negative Marks: 0.25</w:t>
+        <w:t xml:space="preserve">Answer: a</w:t>
       </w:r>
     </w:p>
     <w:p>
-      <w:pPr>
-        <w:spacing w:after="40" w:before="120"/>
-      </w:pPr>
       <w:r>
-        <w:rPr>
-          <w:b w:val="0"/>
-          <w:i w:val="0"/>
-          <w:sz w:val="22"/>
-        </w:rPr>
-        <w:t>Question: Which gross motor milestone is expected at about 12 months of age?</w:t>
+        <w:t xml:space="preserve">Solution: A high-carbohydrate diet provides non-protein calories, sparing protein for tissue repair and reducing urea production in renal failure.</w:t>
       </w:r>
     </w:p>
     <w:p>
-      <w:pPr>
-        <w:spacing w:after="0" w:before="0"/>
-      </w:pPr>
       <w:r>
-        <w:rPr>
-          <w:b w:val="0"/>
-          <w:i w:val="0"/>
-          <w:sz w:val="22"/>
-        </w:rPr>
-        <w:t>(a) Stands alone and may walk with support</w:t>
+        <w:t xml:space="preserve">Positive Marks: 1</w:t>
       </w:r>
     </w:p>
     <w:p>
-      <w:pPr>
-        <w:spacing w:after="0" w:before="0"/>
-      </w:pPr>
       <w:r>
-        <w:rPr>
-          <w:b w:val="0"/>
-          <w:i w:val="0"/>
-          <w:sz w:val="22"/>
-        </w:rPr>
-        <w:t>(b) Sits without support</w:t>
+        <w:t xml:space="preserve">Negative Marks: 0.25</w:t>
       </w:r>
     </w:p>
     <w:p>
-      <w:pPr>
-        <w:spacing w:after="0" w:before="0"/>
-      </w:pPr>
       <w:r>
-        <w:rPr>
-          <w:b w:val="0"/>
-          <w:i w:val="0"/>
-          <w:sz w:val="22"/>
-        </w:rPr>
-        <w:t>(c) Rolls from back to front</w:t>
+        <w:t xml:space="preserve"/>
       </w:r>
     </w:p>
     <w:p>
-      <w:pPr>
-        <w:spacing w:after="0" w:before="0"/>
-      </w:pPr>
       <w:r>
-        <w:rPr>
-          <w:b w:val="0"/>
-          <w:i w:val="0"/>
-          <w:sz w:val="22"/>
-        </w:rPr>
-        <w:t>(d) Climbs stairs alternating feet</w:t>
+        <w:t xml:space="preserve">Question: A nurse is caring for a client with a diagnosis of septic shock. Which medication is most likely to be prescribed?</w:t>
       </w:r>
     </w:p>
     <w:p>
-      <w:pPr>
-        <w:spacing w:after="0" w:before="40"/>
-      </w:pPr>
       <w:r>
-        <w:rPr>
-          <w:b/>
-          <w:i w:val="0"/>
-          <w:sz w:val="22"/>
-        </w:rPr>
-        <w:t>Answer: a</w:t>
+        <w:t xml:space="preserve">(a) Vasopressors such as norepinephrine</w:t>
       </w:r>
     </w:p>
     <w:p>
-      <w:pPr>
-        <w:spacing w:after="0" w:before="0"/>
-      </w:pPr>
       <w:r>
-        <w:rPr>
-          <w:b w:val="0"/>
-          <w:i w:val="0"/>
-          <w:sz w:val="21"/>
-        </w:rPr>
-        <w:t>Solution: By 12 months most infants stand alone and walk with support (some walk independently). Sitting without support occurs by 8 months, rolling by 4-6 months, and alternating feet on stairs is a preschool skill.</w:t>
+        <w:t xml:space="preserve">(b) Oral antidiabetics</w:t>
       </w:r>
     </w:p>
     <w:p>
-      <w:pPr>
-        <w:spacing w:after="0" w:before="0"/>
-      </w:pPr>
       <w:r>
-        <w:rPr>
-          <w:b w:val="0"/>
-          <w:i w:val="0"/>
-          <w:sz w:val="20"/>
-        </w:rPr>
-        <w:t>Positive Marks: 1</w:t>
+        <w:t xml:space="preserve">(c) Antihistamines</w:t>
       </w:r>
     </w:p>
     <w:p>
-      <w:pPr>
-        <w:spacing w:after="160" w:before="0"/>
-      </w:pPr>
       <w:r>
-        <w:rPr>
-          <w:b w:val="0"/>
-          <w:i w:val="0"/>
-          <w:sz w:val="20"/>
-        </w:rPr>
-        <w:t>Negative Marks: 0.25</w:t>
+        <w:t xml:space="preserve">(d) Diuretics only</w:t>
       </w:r>
     </w:p>
     <w:p>
-      <w:pPr>
-        <w:spacing w:after="40" w:before="120"/>
-      </w:pPr>
       <w:r>
-        <w:rPr>
-          <w:b w:val="0"/>
-          <w:i w:val="0"/>
-          <w:sz w:val="22"/>
-        </w:rPr>
-        <w:t>Question: At which age does an infant typically speak the first meaningful words?</w:t>
+        <w:t xml:space="preserve">Answer: a</w:t>
       </w:r>
     </w:p>
     <w:p>
-      <w:pPr>
-        <w:spacing w:after="0" w:before="0"/>
-      </w:pPr>
       <w:r>
-        <w:rPr>
-          <w:b w:val="0"/>
-          <w:i w:val="0"/>
-          <w:sz w:val="22"/>
-        </w:rPr>
-        <w:t>(a) 12 months</w:t>
+        <w:t xml:space="preserve">Solution: Septic shock with refractory hypotension is treated with vasopressors (norepinephrine) after fluid resuscitation, plus antibiotics and source control.</w:t>
       </w:r>
     </w:p>
     <w:p>
-      <w:pPr>
-        <w:spacing w:after="0" w:before="0"/>
-      </w:pPr>
       <w:r>
-        <w:rPr>
-          <w:b w:val="0"/>
-          <w:i w:val="0"/>
-          <w:sz w:val="22"/>
-        </w:rPr>
-        <w:t>(b) 3 months</w:t>
+        <w:t xml:space="preserve">Positive Marks: 1</w:t>
       </w:r>
     </w:p>
     <w:p>
-      <w:pPr>
-        <w:spacing w:after="0" w:before="0"/>
-      </w:pPr>
       <w:r>
-        <w:rPr>
-          <w:b w:val="0"/>
-          <w:i w:val="0"/>
-          <w:sz w:val="22"/>
-        </w:rPr>
-        <w:t>(c) 6 months</w:t>
+        <w:t xml:space="preserve">Negative Marks: 0.25</w:t>
       </w:r>
     </w:p>
     <w:p>
-      <w:pPr>
-        <w:spacing w:after="0" w:before="0"/>
-      </w:pPr>
       <w:r>
-        <w:rPr>
-          <w:b w:val="0"/>
-          <w:i w:val="0"/>
-          <w:sz w:val="22"/>
-        </w:rPr>
-        <w:t>(d) 18 months</w:t>
+        <w:t xml:space="preserve"/>
       </w:r>
     </w:p>
     <w:p>
-      <w:pPr>
-        <w:spacing w:after="0" w:before="40"/>
-      </w:pPr>
       <w:r>
-        <w:rPr>
-          <w:b/>
-          <w:i w:val="0"/>
-          <w:sz w:val="22"/>
-        </w:rPr>
-        <w:t>Answer: a</w:t>
+        <w:t xml:space="preserve">Question: A client with a diagnosis of GERD is prescribed an H2 receptor antagonist. Which instruction is correct?</w:t>
       </w:r>
     </w:p>
     <w:p>
-      <w:pPr>
-        <w:spacing w:after="0" w:before="0"/>
-      </w:pPr>
       <w:r>
-        <w:rPr>
-          <w:b w:val="0"/>
-          <w:i w:val="0"/>
-          <w:sz w:val="21"/>
-        </w:rPr>
-        <w:t>Solution: First meaningful single words typically appear around 12 months (by 18 months vocabulary expands to about 10-20 words). Cooing starts at 2-3 months and babbling at 6 months.</w:t>
+        <w:t xml:space="preserve">(a) Take the medication as prescribed and report persistent symptoms</w:t>
       </w:r>
     </w:p>
     <w:p>
-      <w:pPr>
-        <w:spacing w:after="0" w:before="0"/>
-      </w:pPr>
       <w:r>
-        <w:rPr>
-          <w:b w:val="0"/>
-          <w:i w:val="0"/>
-          <w:sz w:val="20"/>
-        </w:rPr>
-        <w:t>Positive Marks: 1</w:t>
+        <w:t xml:space="preserve">(b) Stop the drug when heartburn resolves</w:t>
       </w:r>
     </w:p>
     <w:p>
-      <w:pPr>
-        <w:spacing w:after="160" w:before="0"/>
-      </w:pPr>
       <w:r>
-        <w:rPr>
-          <w:b w:val="0"/>
-          <w:i w:val="0"/>
-          <w:sz w:val="20"/>
-        </w:rPr>
-        <w:t>Negative Marks: 0.25</w:t>
+        <w:t xml:space="preserve">(c) Double the dose before meals</w:t>
       </w:r>
     </w:p>
     <w:p>
-      <w:pPr>
-        <w:spacing w:after="40" w:before="120"/>
-      </w:pPr>
       <w:r>
-        <w:rPr>
-          <w:b w:val="0"/>
-          <w:i w:val="0"/>
-          <w:sz w:val="22"/>
-        </w:rPr>
-        <w:t>Question: Which of the following is a live attenuated vaccine?</w:t>
+        <w:t xml:space="preserve">(d) Crush the tablet for faster effect</w:t>
       </w:r>
     </w:p>
     <w:p>
-      <w:pPr>
-        <w:spacing w:after="0" w:before="0"/>
-      </w:pPr>
       <w:r>
-        <w:rPr>
-          <w:b w:val="0"/>
-          <w:i w:val="0"/>
-          <w:sz w:val="22"/>
-        </w:rPr>
-        <w:t>(a) MMR</w:t>
+        <w:t xml:space="preserve">Answer: a</w:t>
       </w:r>
     </w:p>
     <w:p>
-      <w:pPr>
-        <w:spacing w:after="0" w:before="0"/>
-      </w:pPr>
       <w:r>
-        <w:rPr>
-          <w:b w:val="0"/>
-          <w:i w:val="0"/>
-          <w:sz w:val="22"/>
-        </w:rPr>
-        <w:t>(b) Hepatitis B</w:t>
+        <w:t xml:space="preserve">Solution: H2 blockers are taken as prescribed (often with meals or at bedtime); the client reports persistent symptoms rather than self-adjusting the dose.</w:t>
       </w:r>
     </w:p>
     <w:p>
-      <w:pPr>
-        <w:spacing w:after="0" w:before="0"/>
-      </w:pPr>
       <w:r>
-        <w:rPr>
-          <w:b w:val="0"/>
-          <w:i w:val="0"/>
-          <w:sz w:val="22"/>
-        </w:rPr>
-        <w:t>(c) DPT</w:t>
+        <w:t xml:space="preserve">Positive Marks: 1</w:t>
       </w:r>
     </w:p>
     <w:p>
-      <w:pPr>
-        <w:spacing w:after="0" w:before="0"/>
-      </w:pPr>
       <w:r>
-        <w:rPr>
-          <w:b w:val="0"/>
-          <w:i w:val="0"/>
-          <w:sz w:val="22"/>
-        </w:rPr>
-        <w:t>(d) Inactivated polio vaccine (IPV)</w:t>
+        <w:t xml:space="preserve">Negative Marks: 0.25</w:t>
       </w:r>
     </w:p>
     <w:p>
-      <w:pPr>
-        <w:spacing w:after="0" w:before="40"/>
-      </w:pPr>
       <w:r>
-        <w:rPr>
-          <w:b/>
-          <w:i w:val="0"/>
-          <w:sz w:val="22"/>
-        </w:rPr>
-        <w:t>Answer: a</w:t>
+        <w:t xml:space="preserve"/>
       </w:r>
     </w:p>
     <w:p>
-      <w:pPr>
-        <w:spacing w:after="0" w:before="0"/>
-      </w:pPr>
       <w:r>
-        <w:rPr>
-          <w:b w:val="0"/>
-          <w:i w:val="0"/>
-          <w:sz w:val="21"/>
-        </w:rPr>
-        <w:t>Solution: MMR, OPV, varicella, and rotavirus are live attenuated vaccines. Hepatitis B, DPT, and IPV are killed/inactivated or subunit vaccines. Live vaccines are avoided in severely immunocompromised clients.</w:t>
+        <w:t xml:space="preserve">Question: A client with a diagnosis of asthma is having an acute attack. Which assessment finding is most concerning?</w:t>
       </w:r>
     </w:p>
     <w:p>
-      <w:pPr>
-        <w:spacing w:after="0" w:before="0"/>
-      </w:pPr>
       <w:r>
-        <w:rPr>
-          <w:b w:val="0"/>
-          <w:i w:val="0"/>
-          <w:sz w:val="20"/>
-        </w:rPr>
-        <w:t>Positive Marks: 1</w:t>
+        <w:t xml:space="preserve">(a) Silent chest with no wheezing</w:t>
       </w:r>
     </w:p>
     <w:p>
-      <w:pPr>
-        <w:spacing w:after="160" w:before="0"/>
-      </w:pPr>
       <w:r>
-        <w:rPr>
-          <w:b w:val="0"/>
-          <w:i w:val="0"/>
-          <w:sz w:val="20"/>
-        </w:rPr>
-        <w:t>Negative Marks: 0.25</w:t>
+        <w:t xml:space="preserve">(b) Audible wheezing</w:t>
       </w:r>
     </w:p>
     <w:p>
-      <w:pPr>
-        <w:spacing w:after="40" w:before="120"/>
-      </w:pPr>
       <w:r>
-        <w:rPr>
-          <w:b w:val="0"/>
-          <w:i w:val="0"/>
-          <w:sz w:val="22"/>
-        </w:rPr>
-        <w:t>Question: In the epidemiologic triangle, which of the following is an example of a HOST factor?</w:t>
+        <w:t xml:space="preserve">(c) Coughing</w:t>
       </w:r>
     </w:p>
     <w:p>
-      <w:pPr>
-        <w:spacing w:after="0" w:before="0"/>
-      </w:pPr>
       <w:r>
-        <w:rPr>
-          <w:b w:val="0"/>
-          <w:i w:val="0"/>
-          <w:sz w:val="22"/>
-        </w:rPr>
-        <w:t>(a) Age, immunity, and nutritional status</w:t>
+        <w:t xml:space="preserve">(d) Mild chest tightness</w:t>
       </w:r>
     </w:p>
     <w:p>
-      <w:pPr>
-        <w:spacing w:after="0" w:before="0"/>
-      </w:pPr>
       <w:r>
-        <w:rPr>
-          <w:b w:val="0"/>
-          <w:i w:val="0"/>
-          <w:sz w:val="22"/>
-        </w:rPr>
-        <w:t>(b) Temperature and humidity</w:t>
+        <w:t xml:space="preserve">Answer: a</w:t>
       </w:r>
     </w:p>
     <w:p>
-      <w:pPr>
-        <w:spacing w:after="0" w:before="0"/>
-      </w:pPr>
       <w:r>
-        <w:rPr>
-          <w:b w:val="0"/>
-          <w:i w:val="0"/>
-          <w:sz w:val="22"/>
-        </w:rPr>
-        <w:t>(c) A mosquito vector</w:t>
+        <w:t xml:space="preserve">Solution: A silent chest indicates near-total airway obstruction and impending respiratory failure — an emergency requiring immediate aggressive treatment.</w:t>
       </w:r>
     </w:p>
     <w:p>
-      <w:pPr>
-        <w:spacing w:after="0" w:before="0"/>
-      </w:pPr>
       <w:r>
-        <w:rPr>
-          <w:b w:val="0"/>
-          <w:i w:val="0"/>
-          <w:sz w:val="22"/>
-        </w:rPr>
-        <w:t>(d) Contaminated water supply</w:t>
+        <w:t xml:space="preserve">Positive Marks: 1</w:t>
       </w:r>
     </w:p>
     <w:p>
-      <w:pPr>
-        <w:spacing w:after="0" w:before="40"/>
-      </w:pPr>
       <w:r>
-        <w:rPr>
-          <w:b/>
-          <w:i w:val="0"/>
-          <w:sz w:val="22"/>
-        </w:rPr>
-        <w:t>Answer: a</w:t>
+        <w:t xml:space="preserve">Negative Marks: 0.25</w:t>
       </w:r>
     </w:p>
     <w:p>
-      <w:pPr>
-        <w:spacing w:after="0" w:before="0"/>
-      </w:pPr>
       <w:r>
-        <w:rPr>
-          <w:b w:val="0"/>
-          <w:i w:val="0"/>
-          <w:sz w:val="21"/>
-        </w:rPr>
-        <w:t>Solution: Host factors are characteristics of the person that influence susceptibility—age, sex, immunity, genetics, and nutrition. Temperature/humidity and contaminated water are environmental factors; the mosquito is the vector/agent carrier.</w:t>
+        <w:t xml:space="preserve"/>
       </w:r>
     </w:p>
     <w:p>
-      <w:pPr>
-        <w:spacing w:after="0" w:before="0"/>
-      </w:pPr>
       <w:r>
-        <w:rPr>
-          <w:b w:val="0"/>
-          <w:i w:val="0"/>
-          <w:sz w:val="20"/>
-        </w:rPr>
-        <w:t>Positive Marks: 1</w:t>
+        <w:t xml:space="preserve">Question: A client is prescribed a statin for hyperlipidemia. The nurse should teach the client to:</w:t>
       </w:r>
     </w:p>
     <w:p>
-      <w:pPr>
-        <w:spacing w:after="160" w:before="0"/>
-      </w:pPr>
       <w:r>
-        <w:rPr>
-          <w:b w:val="0"/>
-          <w:i w:val="0"/>
-          <w:sz w:val="20"/>
-        </w:rPr>
-        <w:t>Negative Marks: 0.25</w:t>
+        <w:t xml:space="preserve">(a) Report muscle pain or weakness (possible myopathy)</w:t>
       </w:r>
     </w:p>
     <w:p>
-      <w:pPr>
-        <w:spacing w:after="40" w:before="120"/>
-      </w:pPr>
       <w:r>
-        <w:rPr>
-          <w:b w:val="0"/>
-          <w:i w:val="0"/>
-          <w:sz w:val="22"/>
-        </w:rPr>
-        <w:t>Question: A screening test that correctly identifies all people who actually have the disease is said to have high:</w:t>
+        <w:t xml:space="preserve">(b) Expect dark urine as normal</w:t>
       </w:r>
     </w:p>
     <w:p>
-      <w:pPr>
-        <w:spacing w:after="0" w:before="0"/>
-      </w:pPr>
       <w:r>
-        <w:rPr>
-          <w:b w:val="0"/>
-          <w:i w:val="0"/>
-          <w:sz w:val="22"/>
-        </w:rPr>
-        <w:t>(a) Sensitivity</w:t>
+        <w:t xml:space="preserve">(c) Stop the drug if cholesterol is normal</w:t>
       </w:r>
     </w:p>
     <w:p>
-      <w:pPr>
-        <w:spacing w:after="0" w:before="0"/>
-      </w:pPr>
       <w:r>
-        <w:rPr>
-          <w:b w:val="0"/>
-          <w:i w:val="0"/>
-          <w:sz w:val="22"/>
-        </w:rPr>
-        <w:t>(b) Specificity</w:t>
+        <w:t xml:space="preserve">(d) Take the drug with grapefruit juice</w:t>
       </w:r>
     </w:p>
     <w:p>
-      <w:pPr>
-        <w:spacing w:after="0" w:before="0"/>
-      </w:pPr>
       <w:r>
-        <w:rPr>
-          <w:b w:val="0"/>
-          <w:i w:val="0"/>
-          <w:sz w:val="22"/>
-        </w:rPr>
-        <w:t>(c) Positive predictive value</w:t>
+        <w:t xml:space="preserve">Answer: a</w:t>
       </w:r>
     </w:p>
     <w:p>
-      <w:pPr>
-        <w:spacing w:after="0" w:before="0"/>
-      </w:pPr>
       <w:r>
-        <w:rPr>
-          <w:b w:val="0"/>
-          <w:i w:val="0"/>
-          <w:sz w:val="22"/>
-        </w:rPr>
-        <w:t>(d) Reliability</w:t>
+        <w:t xml:space="preserve">Solution: Statins can cause myopathy and rhabdomyolysis; muscle pain, weakness, or dark urine are reported promptly. Grapefruit juice interacts with some statins.</w:t>
       </w:r>
     </w:p>
     <w:p>
-      <w:pPr>
-        <w:spacing w:after="0" w:before="40"/>
-      </w:pPr>
       <w:r>
-        <w:rPr>
-          <w:b/>
-          <w:i w:val="0"/>
-          <w:sz w:val="22"/>
-        </w:rPr>
-        <w:t>Answer: a</w:t>
+        <w:t xml:space="preserve">Positive Marks: 1</w:t>
       </w:r>
     </w:p>
     <w:p>
-      <w:pPr>
-        <w:spacing w:after="0" w:before="0"/>
-      </w:pPr>
       <w:r>
-        <w:rPr>
-          <w:b w:val="0"/>
-          <w:i w:val="0"/>
-          <w:sz w:val="21"/>
-        </w:rPr>
-        <w:t>Solution: Sensitivity is the ability of a test to correctly identify those WITH the disease (true positive rate); a highly sensitive test has few false negatives. Specificity identifies those WITHOUT the disease (few false positives).</w:t>
+        <w:t xml:space="preserve">Negative Marks: 0.25</w:t>
       </w:r>
     </w:p>
     <w:p>
-      <w:pPr>
-        <w:spacing w:after="0" w:before="0"/>
-      </w:pPr>
       <w:r>
-        <w:rPr>
-          <w:b w:val="0"/>
-          <w:i w:val="0"/>
-          <w:sz w:val="20"/>
-        </w:rPr>
-        <w:t>Positive Marks: 1</w:t>
+        <w:t xml:space="preserve"/>
       </w:r>
     </w:p>
     <w:p>
-      <w:pPr>
-        <w:spacing w:after="160" w:before="0"/>
-      </w:pPr>
       <w:r>
-        <w:rPr>
-          <w:b w:val="0"/>
-          <w:i w:val="0"/>
-          <w:sz w:val="20"/>
-        </w:rPr>
-        <w:t>Negative Marks: 0.25</w:t>
+        <w:t xml:space="preserve">Question: A nurse is assessing a client with a diagnosis of hypervolemia. Which finding is most characteristic?</w:t>
+      </w:r>
+    </w:p>
+    <w:p>
+      <w:r>
+        <w:t xml:space="preserve">(a) Pitting edema and crackles</w:t>
+      </w:r>
+    </w:p>
+    <w:p>
+      <w:r>
+        <w:t xml:space="preserve">(b) Dry skin</w:t>
+      </w:r>
+    </w:p>
+    <w:p>
+      <w:r>
+        <w:t xml:space="preserve">(c) Decreased urine output</w:t>
+      </w:r>
+    </w:p>
+    <w:p>
+      <w:r>
+        <w:t xml:space="preserve">(d) Tenting of the skin</w:t>
+      </w:r>
+    </w:p>
+    <w:p>
+      <w:r>
+        <w:t xml:space="preserve">Answer: a</w:t>
+      </w:r>
+    </w:p>
+    <w:p>
+      <w:r>
+        <w:t xml:space="preserve">Solution: Fluid overload causes edema, crackles, weight gain, and neck vein distension. Dry skin, tenting, and low urine output indicate dehydration.</w:t>
+      </w:r>
+    </w:p>
+    <w:p>
+      <w:r>
+        <w:t xml:space="preserve">Positive Marks: 1</w:t>
+      </w:r>
+    </w:p>
+    <w:p>
+      <w:r>
+        <w:t xml:space="preserve">Negative Marks: 0.25</w:t>
+      </w:r>
+    </w:p>
+    <w:p>
+      <w:r>
+        <w:t xml:space="preserve"/>
+      </w:r>
+    </w:p>
+    <w:p>
+      <w:r>
+        <w:t xml:space="preserve">Question: A client with a diagnosis of peptic ulcer disease is prescribed an antibiotic for H. pylori. The nurse should teach the client that:</w:t>
+      </w:r>
+    </w:p>
+    <w:p>
+      <w:r>
+        <w:t xml:space="preserve">(a) The full course of combination therapy must be completed</w:t>
+      </w:r>
+    </w:p>
+    <w:p>
+      <w:r>
+        <w:t xml:space="preserve">(b) The antibiotic can be stopped once pain resolves</w:t>
+      </w:r>
+    </w:p>
+    <w:p>
+      <w:r>
+        <w:t xml:space="preserve">(c) Only one dose is needed</w:t>
+      </w:r>
+    </w:p>
+    <w:p>
+      <w:r>
+        <w:t xml:space="preserve">(d) The antibiotic replaces all other ulcer medications</w:t>
+      </w:r>
+    </w:p>
+    <w:p>
+      <w:r>
+        <w:t xml:space="preserve">Answer: a</w:t>
+      </w:r>
+    </w:p>
+    <w:p>
+      <w:r>
+        <w:t xml:space="preserve">Solution: H. pylori eradication requires completing the full combination therapy (PPI + antibiotics) even after symptoms improve, to ensure the bacteria are eliminated.</w:t>
+      </w:r>
+    </w:p>
+    <w:p>
+      <w:r>
+        <w:t xml:space="preserve">Positive Marks: 1</w:t>
+      </w:r>
+    </w:p>
+    <w:p>
+      <w:r>
+        <w:t xml:space="preserve">Negative Marks: 0.25</w:t>
       </w:r>
     </w:p>
     <w:sectPr>
       <w:pgSz w:w="12240" w:h="15840"/>
-      <w:pgMar w:top="864" w:right="1008" w:bottom="864" w:left="1008" w:header="720" w:footer="720" w:gutter="0"/>
+      <w:pgMar w:top="1440" w:right="1800" w:bottom="1440" w:left="1800" w:header="720" w:footer="720" w:gutter="0"/>
       <w:cols w:space="720"/>
       <w:docGrid w:linePitch="360"/>
     </w:sectPr>
@@ -2715,10 +1365,6 @@
     <w:name w:val="Normal"/>
     <w:qFormat/>
     <w:rsid w:val="00FC693F"/>
-    <w:rPr>
-      <w:rFonts w:ascii="Calibri" w:hAnsi="Calibri"/>
-      <w:sz w:val="22"/>
-    </w:rPr>
   </w:style>
   <w:style w:type="paragraph" w:styleId="Header">
     <w:name w:val="header"/>
